--- a/docs/user-guides/Commissioner-Guide.docx
+++ b/docs/user-guides/Commissioner-Guide.docx
@@ -49,7 +49,7 @@
           <w:sz w:val="21"/>
           <w:szCs w:val="21"/>
         </w:rPr>
-        <w:t xml:space="preserve">Version 1.0 · October 2026 · for the Municipal Commissioner (administrator)</w:t>
+        <w:t xml:space="preserve">Version 1.1 · October 2026 · for the Municipal Commissioner (administrator)</w:t>
       </w:r>
     </w:p>
     <w:p>
@@ -2183,6 +2183,39 @@
         <w:spacing w:after="60"/>
       </w:pPr>
       <w:r>
+        <w:t xml:space="preserve">About one pipe in seven lies outside the ward outlines drawn on the map. Roads there are counted in the </w:t>
+      </w:r>
+      <w:r>
+        <w:rPr>
+          <w:b/>
+          <w:bCs/>
+        </w:rPr>
+        <w:t xml:space="preserve">nearest ward</w:t>
+      </w:r>
+      <w:r>
+        <w:t xml:space="preserve">; their card says "outside the KML ward outline" and the Excel has an </w:t>
+      </w:r>
+      <w:r>
+        <w:rPr>
+          <w:b/>
+          <w:bCs/>
+        </w:rPr>
+        <w:t xml:space="preserve">Outside ward boundary</w:t>
+      </w:r>
+      <w:r>
+        <w:t xml:space="preserve"> column.</w:t>
+      </w:r>
+    </w:p>
+    <w:p>
+      <w:pPr>
+        <w:pStyle w:val="ListParagraph"/>
+        <w:numPr>
+          <w:ilvl w:val="0"/>
+          <w:numId w:val="3"/>
+        </w:numPr>
+        <w:spacing w:after="60"/>
+      </w:pPr>
+      <w:r>
         <w:t xml:space="preserve">The web address follows the map: copy it from the address bar to send someone the exact spot.</w:t>
       </w:r>
     </w:p>
@@ -2359,7 +2392,20 @@
         <w:t xml:space="preserve">Reject</w:t>
       </w:r>
       <w:r>
-        <w:t xml:space="preserve"> with a reason: the AEE sees it in the history and records the corrected work.</w:t>
+        <w:t xml:space="preserve"> with a reason: the AEE sees it in the history. When they record the corrected work with a new photo, it comes back to your Approvals list.</w:t>
+      </w:r>
+    </w:p>
+    <w:p>
+      <w:pPr>
+        <w:pStyle w:val="ListParagraph"/>
+        <w:numPr>
+          <w:ilvl w:val="0"/>
+          <w:numId w:val="4"/>
+        </w:numPr>
+        <w:spacing w:after="80"/>
+      </w:pPr>
+      <w:r>
+        <w:t xml:space="preserve">A road whose line is redrawn after approval needs approving again.</w:t>
       </w:r>
     </w:p>
     <w:p>
@@ -2675,6 +2721,46 @@
     </w:p>
     <w:p>
       <w:pPr>
+        <w:pStyle w:val="ListParagraph"/>
+        <w:numPr>
+          <w:ilvl w:val="0"/>
+          <w:numId w:val="3"/>
+        </w:numPr>
+        <w:spacing w:after="60"/>
+      </w:pPr>
+      <w:r>
+        <w:rPr>
+          <w:b/>
+          <w:bCs/>
+        </w:rPr>
+        <w:t xml:space="preserve">Issues</w:t>
+      </w:r>
+      <w:r>
+        <w:t xml:space="preserve"> page: filter by kind, zone, </w:t>
+      </w:r>
+      <w:r>
+        <w:rPr>
+          <w:b/>
+          <w:bCs/>
+        </w:rPr>
+        <w:t xml:space="preserve">ward</w:t>
+      </w:r>
+      <w:r>
+        <w:t xml:space="preserve">, severity and status; </w:t>
+      </w:r>
+      <w:r>
+        <w:rPr>
+          <w:b/>
+          <w:bCs/>
+        </w:rPr>
+        <w:t xml:space="preserve">Download Excel</w:t>
+      </w:r>
+      <w:r>
+        <w:t xml:space="preserve"> saves exactly the list you are looking at (e.g. open issues of ward 5).</w:t>
+      </w:r>
+    </w:p>
+    <w:p>
+      <w:pPr>
         <w:keepNext/>
         <w:spacing w:after="40" w:before="80"/>
         <w:jc w:val="center"/>
@@ -3163,6 +3249,252 @@
       </w:r>
       <w:r>
         <w:t xml:space="preserve"> on the Users page.</w:t>
+      </w:r>
+    </w:p>
+    <w:p>
+      <w:pPr>
+        <w:pStyle w:val="Heading1"/>
+        <w:keepNext/>
+        <w:pageBreakBefore/>
+      </w:pPr>
+      <w:r>
+        <w:t xml:space="preserve">6. Storage: staying within your cloud plan</w:t>
+      </w:r>
+    </w:p>
+    <w:p>
+      <w:pPr>
+        <w:spacing w:after="120"/>
+      </w:pPr>
+      <w:r>
+        <w:t xml:space="preserve">The </w:t>
+      </w:r>
+      <w:r>
+        <w:rPr>
+          <w:b/>
+          <w:bCs/>
+        </w:rPr>
+        <w:t xml:space="preserve">Storage</w:t>
+      </w:r>
+      <w:r>
+        <w:t xml:space="preserve"> tab (only you see it) shows how much space the tracker uses and lets you delete old data. Photos use almost all of it (roughly 1–3 GB a year); the records themselves stay small.</w:t>
+      </w:r>
+    </w:p>
+    <w:p>
+      <w:pPr>
+        <w:keepNext/>
+        <w:spacing w:after="40" w:before="80"/>
+        <w:jc w:val="center"/>
+      </w:pPr>
+      <w:r>
+        <w:drawing>
+          <wp:inline distT="0" distB="0" distL="0" distR="0">
+            <wp:extent cx="5669280" cy="3810000"/>
+            <wp:effectExtent t="0" r="0" b="0" l="0"/>
+            <wp:docPr id="8" name="storage.jpg" descr="The Storage page: usage at the top, what will be deleted, archive and delete (sample data)" title="The Storage page: usage at the top, what will be deleted, archive and delete (sample data)"/>
+            <wp:cNvGraphicFramePr>
+              <a:graphicFrameLocks xmlns:a="http://schemas.openxmlformats.org/drawingml/2006/main" noChangeAspect="1"/>
+            </wp:cNvGraphicFramePr>
+            <a:graphic xmlns:a="http://schemas.openxmlformats.org/drawingml/2006/main">
+              <a:graphicData uri="http://schemas.openxmlformats.org/drawingml/2006/picture">
+                <pic:pic xmlns:pic="http://schemas.openxmlformats.org/drawingml/2006/picture">
+                  <pic:nvPicPr>
+                    <pic:cNvPr id="0" name="" descr=""/>
+                    <pic:cNvPicPr>
+                      <a:picLocks noChangeAspect="1" noChangeArrowheads="1"/>
+                    </pic:cNvPicPr>
+                  </pic:nvPicPr>
+                  <pic:blipFill>
+                    <a:blip r:embed="rId16" cstate="none"/>
+                    <a:srcRect/>
+                    <a:stretch>
+                      <a:fillRect/>
+                    </a:stretch>
+                  </pic:blipFill>
+                  <pic:spPr bwMode="auto">
+                    <a:xfrm>
+                      <a:off x="0" y="0"/>
+                      <a:ext cx="5669280" cy="3810000"/>
+                    </a:xfrm>
+                    <a:prstGeom prst="rect">
+                      <a:avLst/>
+                    </a:prstGeom>
+                  </pic:spPr>
+                </pic:pic>
+              </a:graphicData>
+            </a:graphic>
+          </wp:inline>
+        </w:drawing>
+      </w:r>
+    </w:p>
+    <w:p>
+      <w:pPr>
+        <w:spacing w:after="200"/>
+        <w:jc w:val="center"/>
+      </w:pPr>
+      <w:r>
+        <w:rPr>
+          <w:i/>
+          <w:iCs/>
+          <w:color w:val="64748B"/>
+          <w:sz w:val="18"/>
+          <w:szCs w:val="18"/>
+        </w:rPr>
+        <w:t xml:space="preserve">The Storage page: usage at the top, what will be deleted, archive and delete (sample data)</w:t>
+      </w:r>
+    </w:p>
+    <w:p>
+      <w:pPr>
+        <w:pStyle w:val="ListParagraph"/>
+        <w:numPr>
+          <w:ilvl w:val="0"/>
+          <w:numId w:val="6"/>
+        </w:numPr>
+        <w:spacing w:after="80"/>
+      </w:pPr>
+      <w:r>
+        <w:t xml:space="preserve">Choose the date: </w:t>
+      </w:r>
+      <w:r>
+        <w:rPr>
+          <w:b/>
+          <w:bCs/>
+        </w:rPr>
+        <w:t xml:space="preserve">Delete everything before</w:t>
+      </w:r>
+      <w:r>
+        <w:t xml:space="preserve"> a day, or a quick choice (older than 1 year / 6 months / 3 months, or everything up to today).</w:t>
+      </w:r>
+    </w:p>
+    <w:p>
+      <w:pPr>
+        <w:pStyle w:val="ListParagraph"/>
+        <w:numPr>
+          <w:ilvl w:val="0"/>
+          <w:numId w:val="6"/>
+        </w:numPr>
+        <w:spacing w:after="80"/>
+      </w:pPr>
+      <w:r>
+        <w:t xml:space="preserve">Tick what to delete: photos, stretch history (the current status of every road is always kept), resolved issues, decided change requests, deleted and rejected stretches, labour entries, the sign-in and admin log, or the clean-up log itself. </w:t>
+      </w:r>
+      <w:r>
+        <w:rPr>
+          <w:b/>
+          <w:bCs/>
+        </w:rPr>
+        <w:t xml:space="preserve">Will delete</w:t>
+      </w:r>
+      <w:r>
+        <w:t xml:space="preserve"> shows the exact number of records and the photo space freed before anything happens.</w:t>
+      </w:r>
+    </w:p>
+    <w:p>
+      <w:pPr>
+        <w:pStyle w:val="ListParagraph"/>
+        <w:numPr>
+          <w:ilvl w:val="0"/>
+          <w:numId w:val="6"/>
+        </w:numPr>
+        <w:spacing w:after="80"/>
+      </w:pPr>
+      <w:r>
+        <w:rPr>
+          <w:b/>
+          <w:bCs/>
+        </w:rPr>
+        <w:t xml:space="preserve">Download archive first</w:t>
+      </w:r>
+      <w:r>
+        <w:t xml:space="preserve">: a zip with an Excel file of every record to be deleted and the photo files. Keep it on the office PC or a pen drive if you may need it again.</w:t>
+      </w:r>
+    </w:p>
+    <w:p>
+      <w:pPr>
+        <w:pStyle w:val="ListParagraph"/>
+        <w:numPr>
+          <w:ilvl w:val="0"/>
+          <w:numId w:val="6"/>
+        </w:numPr>
+        <w:spacing w:after="80"/>
+      </w:pPr>
+      <w:r>
+        <w:rPr>
+          <w:b/>
+          <w:bCs/>
+        </w:rPr>
+        <w:t xml:space="preserve">Delete…</w:t>
+      </w:r>
+      <w:r>
+        <w:t xml:space="preserve"> → read the list → type </w:t>
+      </w:r>
+      <w:r>
+        <w:rPr>
+          <w:b/>
+          <w:bCs/>
+        </w:rPr>
+        <w:t xml:space="preserve">DELETE</w:t>
+      </w:r>
+      <w:r>
+        <w:t xml:space="preserve"> → </w:t>
+      </w:r>
+      <w:r>
+        <w:rPr>
+          <w:b/>
+          <w:bCs/>
+        </w:rPr>
+        <w:t xml:space="preserve">Delete</w:t>
+      </w:r>
+      <w:r>
+        <w:t xml:space="preserve">. The deletion is written to the </w:t>
+      </w:r>
+      <w:r>
+        <w:rPr>
+          <w:b/>
+          <w:bCs/>
+        </w:rPr>
+        <w:t xml:space="preserve">Clean-up log</w:t>
+      </w:r>
+      <w:r>
+        <w:t xml:space="preserve"> at the bottom.</w:t>
+      </w:r>
+    </w:p>
+    <w:p>
+      <w:pPr>
+        <w:pBdr>
+          <w:left w:val="single" w:color="B45309" w:sz="24" w:space="8"/>
+        </w:pBdr>
+        <w:shd w:fill="FFFBEB" w:color="auto" w:val="clear"/>
+        <w:spacing w:after="160" w:before="60"/>
+        <w:ind w:left="120" w:right="120"/>
+      </w:pPr>
+      <w:r>
+        <w:rPr>
+          <w:b/>
+          <w:bCs/>
+          <w:color w:val="B45309"/>
+        </w:rPr>
+        <w:t xml:space="preserve">Cannot be undone in the app.  </w:t>
+      </w:r>
+      <w:r>
+        <w:t xml:space="preserve">Deleted data stays in the nightly server backups for 30 days, then it is gone for good. The map's sewer network (including approved new manholes and pipes) is never deleted here.</w:t>
+      </w:r>
+    </w:p>
+    <w:p>
+      <w:pPr>
+        <w:spacing w:after="120"/>
+      </w:pPr>
+      <w:r>
+        <w:t xml:space="preserve">A sensible routine: once a year, download the archive of photos older than one year, then delete them. Watch the </w:t>
+      </w:r>
+      <w:r>
+        <w:rPr>
+          <w:b/>
+          <w:bCs/>
+        </w:rPr>
+        <w:t xml:space="preserve">free on the server</w:t>
+      </w:r>
+      <w:r>
+        <w:t xml:space="preserve"> figure at the top; it turns red below 10%.</w:t>
       </w:r>
     </w:p>
     <w:sectPr>
@@ -3446,6 +3778,12 @@
     </w:lvlOverride>
   </w:num>
   <w:num w:numId="5">
+    <w:abstractNumId w:val="3"/>
+    <w:lvlOverride w:ilvl="0">
+      <w:startOverride w:val="1"/>
+    </w:lvlOverride>
+  </w:num>
+  <w:num w:numId="6">
     <w:abstractNumId w:val="3"/>
     <w:lvlOverride w:ilvl="0">
       <w:startOverride w:val="1"/>

--- a/docs/user-guides/Commissioner-Guide.docx
+++ b/docs/user-guides/Commissioner-Guide.docx
@@ -49,7 +49,7 @@
           <w:sz w:val="21"/>
           <w:szCs w:val="21"/>
         </w:rPr>
-        <w:t xml:space="preserve">Version 1.1 · October 2026 · for the Municipal Commissioner (administrator)</w:t>
+        <w:t xml:space="preserve">Version 1.2 · October 2026 · for the Municipal Commissioner (administrator)</w:t>
       </w:r>
     </w:p>
     <w:p>
@@ -388,7 +388,17 @@
         <w:spacing w:after="120"/>
       </w:pPr>
       <w:r>
-        <w:t xml:space="preserve">Two more accounts are ready. Give each person their own sign-in in person or by phone; they are also printed in the AEE and Field Inspector Guide. Both can record and propose in all 22 wards.</w:t>
+        <w:t xml:space="preserve">Five more accounts are ready. Give each person their own sign-in in person or by phone; they are also printed in the field staff guide. All can record and propose in all 22 wards. The AEE is a </w:t>
+      </w:r>
+      <w:r>
+        <w:rPr>
+          <w:b/>
+          <w:bCs/>
+        </w:rPr>
+        <w:t xml:space="preserve">supervisor</w:t>
+      </w:r>
+      <w:r>
+        <w:t xml:space="preserve">: they can also correct the labour entries of the others within 48 hours.</w:t>
       </w:r>
     </w:p>
     <w:tbl>
@@ -405,9 +415,9 @@
         <w:tblLayout w:type="fixed"/>
       </w:tblPr>
       <w:tblGrid>
-        <w:gridCol w:w="2409"/>
+        <w:gridCol w:w="2891"/>
         <w:gridCol w:w="3855"/>
-        <w:gridCol w:w="3374"/>
+        <w:gridCol w:w="2892"/>
       </w:tblGrid>
       <w:tr>
         <w:trPr>
@@ -415,7 +425,7 @@
         </w:trPr>
         <w:tc>
           <w:tcPr>
-            <w:tcW w:type="dxa" w:w="2409"/>
+            <w:tcW w:type="dxa" w:w="2891"/>
             <w:tcBorders>
               <w:top w:val="single" w:color="CBD5E1" w:sz="4"/>
               <w:left w:val="single" w:color="CBD5E1" w:sz="4"/>
@@ -479,7 +489,7 @@
         </w:tc>
         <w:tc>
           <w:tcPr>
-            <w:tcW w:type="dxa" w:w="3374"/>
+            <w:tcW w:type="dxa" w:w="2892"/>
             <w:tcBorders>
               <w:top w:val="single" w:color="CBD5E1" w:sz="4"/>
               <w:left w:val="single" w:color="CBD5E1" w:sz="4"/>
@@ -516,30 +526,30 @@
         </w:trPr>
         <w:tc>
           <w:tcPr>
-            <w:tcW w:type="dxa" w:w="2409"/>
-            <w:tcBorders>
-              <w:top w:val="single" w:color="CBD5E1" w:sz="4"/>
-              <w:left w:val="single" w:color="CBD5E1" w:sz="4"/>
-              <w:bottom w:val="single" w:color="CBD5E1" w:sz="4"/>
-              <w:right w:val="single" w:color="CBD5E1" w:sz="4"/>
-            </w:tcBorders>
-            <w:tcMar>
-              <w:top w:type="dxa" w:w="60"/>
-              <w:left w:type="dxa" w:w="100"/>
-              <w:bottom w:type="dxa" w:w="60"/>
-              <w:right w:type="dxa" w:w="100"/>
-            </w:tcMar>
-          </w:tcPr>
-          <w:p>
-            <w:pPr>
-              <w:spacing w:after="0"/>
-            </w:pPr>
-            <w:r>
-              <w:rPr>
-                <w:sz w:val="19"/>
-                <w:szCs w:val="19"/>
-              </w:rPr>
-              <w:t xml:space="preserve">AEE</w:t>
+            <w:tcW w:type="dxa" w:w="2891"/>
+            <w:tcBorders>
+              <w:top w:val="single" w:color="CBD5E1" w:sz="4"/>
+              <w:left w:val="single" w:color="CBD5E1" w:sz="4"/>
+              <w:bottom w:val="single" w:color="CBD5E1" w:sz="4"/>
+              <w:right w:val="single" w:color="CBD5E1" w:sz="4"/>
+            </w:tcBorders>
+            <w:tcMar>
+              <w:top w:type="dxa" w:w="60"/>
+              <w:left w:type="dxa" w:w="100"/>
+              <w:bottom w:type="dxa" w:w="60"/>
+              <w:right w:type="dxa" w:w="100"/>
+            </w:tcMar>
+          </w:tcPr>
+          <w:p>
+            <w:pPr>
+              <w:spacing w:after="0"/>
+            </w:pPr>
+            <w:r>
+              <w:rPr>
+                <w:sz w:val="19"/>
+                <w:szCs w:val="19"/>
+              </w:rPr>
+              <w:t xml:space="preserve">AEE (supervisor)</w:t>
             </w:r>
           </w:p>
         </w:tc>
@@ -574,7 +584,7 @@
         </w:tc>
         <w:tc>
           <w:tcPr>
-            <w:tcW w:type="dxa" w:w="3374"/>
+            <w:tcW w:type="dxa" w:w="2892"/>
             <w:tcBorders>
               <w:top w:val="single" w:color="CBD5E1" w:sz="4"/>
               <w:left w:val="single" w:color="CBD5E1" w:sz="4"/>
@@ -611,7 +621,7 @@
         </w:trPr>
         <w:tc>
           <w:tcPr>
-            <w:tcW w:type="dxa" w:w="2409"/>
+            <w:tcW w:type="dxa" w:w="2891"/>
             <w:tcBorders>
               <w:top w:val="single" w:color="CBD5E1" w:sz="4"/>
               <w:left w:val="single" w:color="CBD5E1" w:sz="4"/>
@@ -669,7 +679,7 @@
         </w:tc>
         <w:tc>
           <w:tcPr>
-            <w:tcW w:type="dxa" w:w="3374"/>
+            <w:tcW w:type="dxa" w:w="2892"/>
             <w:tcBorders>
               <w:top w:val="single" w:color="CBD5E1" w:sz="4"/>
               <w:left w:val="single" w:color="CBD5E1" w:sz="4"/>
@@ -696,6 +706,291 @@
                 <w:shd w:fill="EEF2F6" w:color="auto" w:val="clear"/>
               </w:rPr>
               <w:t xml:space="preserve">Field-ovEe-tPC6-56</w:t>
+            </w:r>
+          </w:p>
+        </w:tc>
+      </w:tr>
+      <w:tr>
+        <w:trPr>
+          <w:cantSplit/>
+        </w:trPr>
+        <w:tc>
+          <w:tcPr>
+            <w:tcW w:type="dxa" w:w="2891"/>
+            <w:tcBorders>
+              <w:top w:val="single" w:color="CBD5E1" w:sz="4"/>
+              <w:left w:val="single" w:color="CBD5E1" w:sz="4"/>
+              <w:bottom w:val="single" w:color="CBD5E1" w:sz="4"/>
+              <w:right w:val="single" w:color="CBD5E1" w:sz="4"/>
+            </w:tcBorders>
+            <w:tcMar>
+              <w:top w:type="dxa" w:w="60"/>
+              <w:left w:type="dxa" w:w="100"/>
+              <w:bottom w:type="dxa" w:w="60"/>
+              <w:right w:type="dxa" w:w="100"/>
+            </w:tcMar>
+          </w:tcPr>
+          <w:p>
+            <w:pPr>
+              <w:spacing w:after="0"/>
+            </w:pPr>
+            <w:r>
+              <w:rPr>
+                <w:sz w:val="19"/>
+                <w:szCs w:val="19"/>
+              </w:rPr>
+              <w:t xml:space="preserve">Contracting Assistant 1</w:t>
+            </w:r>
+          </w:p>
+        </w:tc>
+        <w:tc>
+          <w:tcPr>
+            <w:tcW w:type="dxa" w:w="3855"/>
+            <w:tcBorders>
+              <w:top w:val="single" w:color="CBD5E1" w:sz="4"/>
+              <w:left w:val="single" w:color="CBD5E1" w:sz="4"/>
+              <w:bottom w:val="single" w:color="CBD5E1" w:sz="4"/>
+              <w:right w:val="single" w:color="CBD5E1" w:sz="4"/>
+            </w:tcBorders>
+            <w:tcMar>
+              <w:top w:type="dxa" w:w="60"/>
+              <w:left w:type="dxa" w:w="100"/>
+              <w:bottom w:type="dxa" w:w="60"/>
+              <w:right w:type="dxa" w:w="100"/>
+            </w:tcMar>
+          </w:tcPr>
+          <w:p>
+            <w:pPr>
+              <w:spacing w:after="0"/>
+            </w:pPr>
+            <w:r>
+              <w:rPr>
+                <w:sz w:val="19"/>
+                <w:szCs w:val="19"/>
+              </w:rPr>
+              <w:t xml:space="preserve">assistant1@madhira.local</w:t>
+            </w:r>
+          </w:p>
+        </w:tc>
+        <w:tc>
+          <w:tcPr>
+            <w:tcW w:type="dxa" w:w="2892"/>
+            <w:tcBorders>
+              <w:top w:val="single" w:color="CBD5E1" w:sz="4"/>
+              <w:left w:val="single" w:color="CBD5E1" w:sz="4"/>
+              <w:bottom w:val="single" w:color="CBD5E1" w:sz="4"/>
+              <w:right w:val="single" w:color="CBD5E1" w:sz="4"/>
+            </w:tcBorders>
+            <w:tcMar>
+              <w:top w:type="dxa" w:w="60"/>
+              <w:left w:type="dxa" w:w="100"/>
+              <w:bottom w:type="dxa" w:w="60"/>
+              <w:right w:type="dxa" w:w="100"/>
+            </w:tcMar>
+          </w:tcPr>
+          <w:p>
+            <w:pPr>
+              <w:spacing w:after="0"/>
+            </w:pPr>
+            <w:r>
+              <w:rPr>
+                <w:rFonts w:ascii="Consolas" w:cs="Consolas" w:eastAsia="Consolas" w:hAnsi="Consolas"/>
+                <w:color w:val="0F172A"/>
+                <w:sz w:val="19"/>
+                <w:szCs w:val="19"/>
+                <w:shd w:fill="EEF2F6" w:color="auto" w:val="clear"/>
+              </w:rPr>
+              <w:t xml:space="preserve">Asst-og5c-WN6E-41</w:t>
+            </w:r>
+          </w:p>
+        </w:tc>
+      </w:tr>
+      <w:tr>
+        <w:trPr>
+          <w:cantSplit/>
+        </w:trPr>
+        <w:tc>
+          <w:tcPr>
+            <w:tcW w:type="dxa" w:w="2891"/>
+            <w:tcBorders>
+              <w:top w:val="single" w:color="CBD5E1" w:sz="4"/>
+              <w:left w:val="single" w:color="CBD5E1" w:sz="4"/>
+              <w:bottom w:val="single" w:color="CBD5E1" w:sz="4"/>
+              <w:right w:val="single" w:color="CBD5E1" w:sz="4"/>
+            </w:tcBorders>
+            <w:tcMar>
+              <w:top w:type="dxa" w:w="60"/>
+              <w:left w:type="dxa" w:w="100"/>
+              <w:bottom w:type="dxa" w:w="60"/>
+              <w:right w:type="dxa" w:w="100"/>
+            </w:tcMar>
+          </w:tcPr>
+          <w:p>
+            <w:pPr>
+              <w:spacing w:after="0"/>
+            </w:pPr>
+            <w:r>
+              <w:rPr>
+                <w:sz w:val="19"/>
+                <w:szCs w:val="19"/>
+              </w:rPr>
+              <w:t xml:space="preserve">Contracting Assistant 2</w:t>
+            </w:r>
+          </w:p>
+        </w:tc>
+        <w:tc>
+          <w:tcPr>
+            <w:tcW w:type="dxa" w:w="3855"/>
+            <w:tcBorders>
+              <w:top w:val="single" w:color="CBD5E1" w:sz="4"/>
+              <w:left w:val="single" w:color="CBD5E1" w:sz="4"/>
+              <w:bottom w:val="single" w:color="CBD5E1" w:sz="4"/>
+              <w:right w:val="single" w:color="CBD5E1" w:sz="4"/>
+            </w:tcBorders>
+            <w:tcMar>
+              <w:top w:type="dxa" w:w="60"/>
+              <w:left w:type="dxa" w:w="100"/>
+              <w:bottom w:type="dxa" w:w="60"/>
+              <w:right w:type="dxa" w:w="100"/>
+            </w:tcMar>
+          </w:tcPr>
+          <w:p>
+            <w:pPr>
+              <w:spacing w:after="0"/>
+            </w:pPr>
+            <w:r>
+              <w:rPr>
+                <w:sz w:val="19"/>
+                <w:szCs w:val="19"/>
+              </w:rPr>
+              <w:t xml:space="preserve">assistant2@madhira.local</w:t>
+            </w:r>
+          </w:p>
+        </w:tc>
+        <w:tc>
+          <w:tcPr>
+            <w:tcW w:type="dxa" w:w="2892"/>
+            <w:tcBorders>
+              <w:top w:val="single" w:color="CBD5E1" w:sz="4"/>
+              <w:left w:val="single" w:color="CBD5E1" w:sz="4"/>
+              <w:bottom w:val="single" w:color="CBD5E1" w:sz="4"/>
+              <w:right w:val="single" w:color="CBD5E1" w:sz="4"/>
+            </w:tcBorders>
+            <w:tcMar>
+              <w:top w:type="dxa" w:w="60"/>
+              <w:left w:type="dxa" w:w="100"/>
+              <w:bottom w:type="dxa" w:w="60"/>
+              <w:right w:type="dxa" w:w="100"/>
+            </w:tcMar>
+          </w:tcPr>
+          <w:p>
+            <w:pPr>
+              <w:spacing w:after="0"/>
+            </w:pPr>
+            <w:r>
+              <w:rPr>
+                <w:rFonts w:ascii="Consolas" w:cs="Consolas" w:eastAsia="Consolas" w:hAnsi="Consolas"/>
+                <w:color w:val="0F172A"/>
+                <w:sz w:val="19"/>
+                <w:szCs w:val="19"/>
+                <w:shd w:fill="EEF2F6" w:color="auto" w:val="clear"/>
+              </w:rPr>
+              <w:t xml:space="preserve">Asst-HBNR-NC6F-12</w:t>
+            </w:r>
+          </w:p>
+        </w:tc>
+      </w:tr>
+      <w:tr>
+        <w:trPr>
+          <w:cantSplit/>
+        </w:trPr>
+        <w:tc>
+          <w:tcPr>
+            <w:tcW w:type="dxa" w:w="2891"/>
+            <w:tcBorders>
+              <w:top w:val="single" w:color="CBD5E1" w:sz="4"/>
+              <w:left w:val="single" w:color="CBD5E1" w:sz="4"/>
+              <w:bottom w:val="single" w:color="CBD5E1" w:sz="4"/>
+              <w:right w:val="single" w:color="CBD5E1" w:sz="4"/>
+            </w:tcBorders>
+            <w:tcMar>
+              <w:top w:type="dxa" w:w="60"/>
+              <w:left w:type="dxa" w:w="100"/>
+              <w:bottom w:type="dxa" w:w="60"/>
+              <w:right w:type="dxa" w:w="100"/>
+            </w:tcMar>
+          </w:tcPr>
+          <w:p>
+            <w:pPr>
+              <w:spacing w:after="0"/>
+            </w:pPr>
+            <w:r>
+              <w:rPr>
+                <w:sz w:val="19"/>
+                <w:szCs w:val="19"/>
+              </w:rPr>
+              <w:t xml:space="preserve">Contracting Assistant 3</w:t>
+            </w:r>
+          </w:p>
+        </w:tc>
+        <w:tc>
+          <w:tcPr>
+            <w:tcW w:type="dxa" w:w="3855"/>
+            <w:tcBorders>
+              <w:top w:val="single" w:color="CBD5E1" w:sz="4"/>
+              <w:left w:val="single" w:color="CBD5E1" w:sz="4"/>
+              <w:bottom w:val="single" w:color="CBD5E1" w:sz="4"/>
+              <w:right w:val="single" w:color="CBD5E1" w:sz="4"/>
+            </w:tcBorders>
+            <w:tcMar>
+              <w:top w:type="dxa" w:w="60"/>
+              <w:left w:type="dxa" w:w="100"/>
+              <w:bottom w:type="dxa" w:w="60"/>
+              <w:right w:type="dxa" w:w="100"/>
+            </w:tcMar>
+          </w:tcPr>
+          <w:p>
+            <w:pPr>
+              <w:spacing w:after="0"/>
+            </w:pPr>
+            <w:r>
+              <w:rPr>
+                <w:sz w:val="19"/>
+                <w:szCs w:val="19"/>
+              </w:rPr>
+              <w:t xml:space="preserve">assistant3@madhira.local</w:t>
+            </w:r>
+          </w:p>
+        </w:tc>
+        <w:tc>
+          <w:tcPr>
+            <w:tcW w:type="dxa" w:w="2892"/>
+            <w:tcBorders>
+              <w:top w:val="single" w:color="CBD5E1" w:sz="4"/>
+              <w:left w:val="single" w:color="CBD5E1" w:sz="4"/>
+              <w:bottom w:val="single" w:color="CBD5E1" w:sz="4"/>
+              <w:right w:val="single" w:color="CBD5E1" w:sz="4"/>
+            </w:tcBorders>
+            <w:tcMar>
+              <w:top w:type="dxa" w:w="60"/>
+              <w:left w:type="dxa" w:w="100"/>
+              <w:bottom w:type="dxa" w:w="60"/>
+              <w:right w:type="dxa" w:w="100"/>
+            </w:tcMar>
+          </w:tcPr>
+          <w:p>
+            <w:pPr>
+              <w:spacing w:after="0"/>
+            </w:pPr>
+            <w:r>
+              <w:rPr>
+                <w:rFonts w:ascii="Consolas" w:cs="Consolas" w:eastAsia="Consolas" w:hAnsi="Consolas"/>
+                <w:color w:val="0F172A"/>
+                <w:sz w:val="19"/>
+                <w:szCs w:val="19"/>
+                <w:shd w:fill="EEF2F6" w:color="auto" w:val="clear"/>
+              </w:rPr>
+              <w:t xml:space="preserve">Asst-wJmF-KEGQ-84</w:t>
             </w:r>
           </w:p>
         </w:tc>
@@ -2746,7 +3041,17 @@
         <w:t xml:space="preserve">ward</w:t>
       </w:r>
       <w:r>
-        <w:t xml:space="preserve">, severity and status; </w:t>
+        <w:t xml:space="preserve">, severity and status; in </w:t>
+      </w:r>
+      <w:r>
+        <w:rPr>
+          <w:b/>
+          <w:bCs/>
+        </w:rPr>
+        <w:t xml:space="preserve">Table</w:t>
+      </w:r>
+      <w:r>
+        <w:t xml:space="preserve"> view tap a column heading to sort. </w:t>
       </w:r>
       <w:r>
         <w:rPr>
@@ -2756,7 +3061,27 @@
         <w:t xml:space="preserve">Download Excel</w:t>
       </w:r>
       <w:r>
-        <w:t xml:space="preserve"> saves exactly the list you are looking at (e.g. open issues of ward 5).</w:t>
+        <w:t xml:space="preserve"> saves exactly the list you are looking at, in that order (e.g. open issues of ward 5).</w:t>
+      </w:r>
+    </w:p>
+    <w:p>
+      <w:pPr>
+        <w:pStyle w:val="ListParagraph"/>
+        <w:numPr>
+          <w:ilvl w:val="0"/>
+          <w:numId w:val="3"/>
+        </w:numPr>
+        <w:spacing w:after="60"/>
+      </w:pPr>
+      <w:r>
+        <w:rPr>
+          <w:b/>
+          <w:bCs/>
+        </w:rPr>
+        <w:t xml:space="preserve">Labour</w:t>
+      </w:r>
+      <w:r>
+        <w:t xml:space="preserve"> page: labour and machines per zone per day, with totals, filters, history of corrections and Excel. You can correct or delete any entry at any time; field staff can for 48 hours after saving.</w:t>
       </w:r>
     </w:p>
     <w:p>
@@ -3164,55 +3489,38 @@
     </w:p>
     <w:p>
       <w:pPr>
+        <w:spacing w:after="120"/>
+      </w:pPr>
+      <w:r>
+        <w:t xml:space="preserve">Tick </w:t>
+      </w:r>
+      <w:r>
+        <w:rPr>
+          <w:b/>
+          <w:bCs/>
+        </w:rPr>
+        <w:t xml:space="preserve">Supervisor (AEE)</w:t>
+      </w:r>
+      <w:r>
+        <w:t xml:space="preserve"> on a person's Users entry to let them correct other field staff's labour entries within 48 hours (the AEE has it already). Contracting assistants are ordinary editors, like the Field Inspector.</w:t>
+      </w:r>
+    </w:p>
+    <w:p>
+      <w:pPr>
         <w:pStyle w:val="Heading2"/>
         <w:keepNext/>
       </w:pPr>
       <w:r>
-        <w:t xml:space="preserve">Correcting a record</w:t>
-      </w:r>
-    </w:p>
-    <w:p>
-      <w:pPr>
-        <w:pStyle w:val="ListParagraph"/>
-        <w:numPr>
-          <w:ilvl w:val="0"/>
-          <w:numId w:val="3"/>
-        </w:numPr>
-        <w:spacing w:after="60"/>
-      </w:pPr>
-      <w:r>
-        <w:t xml:space="preserve">Open the stretch → </w:t>
-      </w:r>
-      <w:r>
-        <w:rPr>
-          <w:b/>
-          <w:bCs/>
-        </w:rPr>
-        <w:t xml:space="preserve">History</w:t>
-      </w:r>
-      <w:r>
-        <w:t xml:space="preserve"> → </w:t>
-      </w:r>
-      <w:r>
-        <w:rPr>
-          <w:b/>
-          <w:bCs/>
-        </w:rPr>
-        <w:t xml:space="preserve">Roll back to this version</w:t>
-      </w:r>
-      <w:r>
-        <w:t xml:space="preserve">. The rollback is itself recorded; nothing is lost.</w:t>
-      </w:r>
-    </w:p>
-    <w:p>
-      <w:pPr>
-        <w:pStyle w:val="ListParagraph"/>
-        <w:numPr>
-          <w:ilvl w:val="0"/>
-          <w:numId w:val="3"/>
-        </w:numPr>
-        <w:spacing w:after="60"/>
-      </w:pPr>
+        <w:t xml:space="preserve">Deleting issues</w:t>
+      </w:r>
+    </w:p>
+    <w:p>
+      <w:pPr>
+        <w:spacing w:after="120"/>
+      </w:pPr>
+      <w:r>
+        <w:t xml:space="preserve">Mark resolved keeps an issue on record. To remove a wrong or duplicate issue completely, open it and select </w:t>
+      </w:r>
       <w:r>
         <w:rPr>
           <w:b/>
@@ -3221,62 +3529,27 @@
         <w:t xml:space="preserve">Delete</w:t>
       </w:r>
       <w:r>
-        <w:t xml:space="preserve"> removes a stretch from the map; its history is kept.</w:t>
-      </w:r>
-    </w:p>
-    <w:p>
-      <w:pPr>
-        <w:pStyle w:val="Heading2"/>
-        <w:keepNext/>
-      </w:pPr>
-      <w:r>
-        <w:t xml:space="preserve">Help</w:t>
-      </w:r>
-    </w:p>
-    <w:p>
-      <w:pPr>
-        <w:spacing w:after="120"/>
-      </w:pPr>
-      <w:r>
-        <w:t xml:space="preserve">For sign-in problems, slowness or a site that does not open, contact your IT team. For a forgotten password of an AEE, use </w:t>
-      </w:r>
-      <w:r>
-        <w:rPr>
-          <w:b/>
-          <w:bCs/>
-        </w:rPr>
-        <w:t xml:space="preserve">Reset password</w:t>
-      </w:r>
-      <w:r>
-        <w:t xml:space="preserve"> on the Users page.</w:t>
-      </w:r>
-    </w:p>
-    <w:p>
-      <w:pPr>
-        <w:pStyle w:val="Heading1"/>
-        <w:keepNext/>
-        <w:pageBreakBefore/>
-      </w:pPr>
-      <w:r>
-        <w:t xml:space="preserve">6. Storage: staying within your cloud plan</w:t>
-      </w:r>
-    </w:p>
-    <w:p>
-      <w:pPr>
-        <w:spacing w:after="120"/>
-      </w:pPr>
-      <w:r>
-        <w:t xml:space="preserve">The </w:t>
-      </w:r>
-      <w:r>
-        <w:rPr>
-          <w:b/>
-          <w:bCs/>
-        </w:rPr>
-        <w:t xml:space="preserve">Storage</w:t>
-      </w:r>
-      <w:r>
-        <w:t xml:space="preserve"> tab (only you see it) shows how much space the tracker uses and lets you delete old data. Photos use almost all of it (roughly 1–3 GB a year); the records themselves stay small.</w:t>
+        <w:t xml:space="preserve">, or tick several in the Issues </w:t>
+      </w:r>
+      <w:r>
+        <w:rPr>
+          <w:b/>
+          <w:bCs/>
+        </w:rPr>
+        <w:t xml:space="preserve">Table</w:t>
+      </w:r>
+      <w:r>
+        <w:t xml:space="preserve"> view and select </w:t>
+      </w:r>
+      <w:r>
+        <w:rPr>
+          <w:b/>
+          <w:bCs/>
+        </w:rPr>
+        <w:t xml:space="preserve">Delete selected…</w:t>
+      </w:r>
+      <w:r>
+        <w:t xml:space="preserve">. Give the reason; the issue disappears from the map, lists, dashboard and Excel, with its photos. If it was raised from a road (e.g. "2 taps broken" ticked on the road), that damage is cleared on the road too and noted in the road's history. The reason is kept in the admin log.</w:t>
       </w:r>
     </w:p>
     <w:p>
@@ -3288,9 +3561,9 @@
       <w:r>
         <w:drawing>
           <wp:inline distT="0" distB="0" distL="0" distR="0">
-            <wp:extent cx="5669280" cy="3810000"/>
+            <wp:extent cx="5669280" cy="2686050"/>
             <wp:effectExtent t="0" r="0" b="0" l="0"/>
-            <wp:docPr id="8" name="storage.jpg" descr="The Storage page: usage at the top, what will be deleted, archive and delete (sample data)" title="The Storage page: usage at the top, what will be deleted, archive and delete (sample data)"/>
+            <wp:docPr id="8" name="issues-delete.jpg" descr="Deleting two issues from the Table view (sample data)" title="Deleting two issues from the Table view (sample data)"/>
             <wp:cNvGraphicFramePr>
               <a:graphicFrameLocks xmlns:a="http://schemas.openxmlformats.org/drawingml/2006/main" noChangeAspect="1"/>
             </wp:cNvGraphicFramePr>
@@ -3305,6 +3578,186 @@
                   </pic:nvPicPr>
                   <pic:blipFill>
                     <a:blip r:embed="rId16" cstate="none"/>
+                    <a:srcRect/>
+                    <a:stretch>
+                      <a:fillRect/>
+                    </a:stretch>
+                  </pic:blipFill>
+                  <pic:spPr bwMode="auto">
+                    <a:xfrm>
+                      <a:off x="0" y="0"/>
+                      <a:ext cx="5669280" cy="2686050"/>
+                    </a:xfrm>
+                    <a:prstGeom prst="rect">
+                      <a:avLst/>
+                    </a:prstGeom>
+                  </pic:spPr>
+                </pic:pic>
+              </a:graphicData>
+            </a:graphic>
+          </wp:inline>
+        </w:drawing>
+      </w:r>
+    </w:p>
+    <w:p>
+      <w:pPr>
+        <w:spacing w:after="200"/>
+        <w:jc w:val="center"/>
+      </w:pPr>
+      <w:r>
+        <w:rPr>
+          <w:i/>
+          <w:iCs/>
+          <w:color w:val="64748B"/>
+          <w:sz w:val="18"/>
+          <w:szCs w:val="18"/>
+        </w:rPr>
+        <w:t xml:space="preserve">Deleting two issues from the Table view (sample data)</w:t>
+      </w:r>
+    </w:p>
+    <w:p>
+      <w:pPr>
+        <w:pStyle w:val="Heading2"/>
+        <w:keepNext/>
+      </w:pPr>
+      <w:r>
+        <w:t xml:space="preserve">Correcting a record</w:t>
+      </w:r>
+    </w:p>
+    <w:p>
+      <w:pPr>
+        <w:pStyle w:val="ListParagraph"/>
+        <w:numPr>
+          <w:ilvl w:val="0"/>
+          <w:numId w:val="3"/>
+        </w:numPr>
+        <w:spacing w:after="60"/>
+      </w:pPr>
+      <w:r>
+        <w:t xml:space="preserve">Open the stretch → </w:t>
+      </w:r>
+      <w:r>
+        <w:rPr>
+          <w:b/>
+          <w:bCs/>
+        </w:rPr>
+        <w:t xml:space="preserve">History</w:t>
+      </w:r>
+      <w:r>
+        <w:t xml:space="preserve"> → </w:t>
+      </w:r>
+      <w:r>
+        <w:rPr>
+          <w:b/>
+          <w:bCs/>
+        </w:rPr>
+        <w:t xml:space="preserve">Roll back to this version</w:t>
+      </w:r>
+      <w:r>
+        <w:t xml:space="preserve">. The rollback is itself recorded; nothing is lost.</w:t>
+      </w:r>
+    </w:p>
+    <w:p>
+      <w:pPr>
+        <w:pStyle w:val="ListParagraph"/>
+        <w:numPr>
+          <w:ilvl w:val="0"/>
+          <w:numId w:val="3"/>
+        </w:numPr>
+        <w:spacing w:after="60"/>
+      </w:pPr>
+      <w:r>
+        <w:rPr>
+          <w:b/>
+          <w:bCs/>
+        </w:rPr>
+        <w:t xml:space="preserve">Delete</w:t>
+      </w:r>
+      <w:r>
+        <w:t xml:space="preserve"> removes a stretch from the map; its history is kept.</w:t>
+      </w:r>
+    </w:p>
+    <w:p>
+      <w:pPr>
+        <w:pStyle w:val="Heading2"/>
+        <w:keepNext/>
+      </w:pPr>
+      <w:r>
+        <w:t xml:space="preserve">Help</w:t>
+      </w:r>
+    </w:p>
+    <w:p>
+      <w:pPr>
+        <w:spacing w:after="120"/>
+      </w:pPr>
+      <w:r>
+        <w:t xml:space="preserve">For sign-in problems, slowness or a site that does not open, contact your IT team. For a forgotten password of an AEE, use </w:t>
+      </w:r>
+      <w:r>
+        <w:rPr>
+          <w:b/>
+          <w:bCs/>
+        </w:rPr>
+        <w:t xml:space="preserve">Reset password</w:t>
+      </w:r>
+      <w:r>
+        <w:t xml:space="preserve"> on the Users page.</w:t>
+      </w:r>
+    </w:p>
+    <w:p>
+      <w:pPr>
+        <w:pStyle w:val="Heading1"/>
+        <w:keepNext/>
+        <w:pageBreakBefore/>
+      </w:pPr>
+      <w:r>
+        <w:t xml:space="preserve">6. Storage: staying within your cloud plan</w:t>
+      </w:r>
+    </w:p>
+    <w:p>
+      <w:pPr>
+        <w:spacing w:after="120"/>
+      </w:pPr>
+      <w:r>
+        <w:t xml:space="preserve">The </w:t>
+      </w:r>
+      <w:r>
+        <w:rPr>
+          <w:b/>
+          <w:bCs/>
+        </w:rPr>
+        <w:t xml:space="preserve">Storage</w:t>
+      </w:r>
+      <w:r>
+        <w:t xml:space="preserve"> tab (only you see it) shows how much space the tracker uses and lets you delete old data. Photos use almost all of it (roughly 1–3 GB a year); the records themselves stay small.</w:t>
+      </w:r>
+    </w:p>
+    <w:p>
+      <w:pPr>
+        <w:keepNext/>
+        <w:spacing w:after="40" w:before="80"/>
+        <w:jc w:val="center"/>
+      </w:pPr>
+      <w:r>
+        <w:drawing>
+          <wp:inline distT="0" distB="0" distL="0" distR="0">
+            <wp:extent cx="5669280" cy="3810000"/>
+            <wp:effectExtent t="0" r="0" b="0" l="0"/>
+            <wp:docPr id="9" name="storage.jpg" descr="The Storage page: usage at the top, what will be deleted, archive and delete (sample data)" title="The Storage page: usage at the top, what will be deleted, archive and delete (sample data)"/>
+            <wp:cNvGraphicFramePr>
+              <a:graphicFrameLocks xmlns:a="http://schemas.openxmlformats.org/drawingml/2006/main" noChangeAspect="1"/>
+            </wp:cNvGraphicFramePr>
+            <a:graphic xmlns:a="http://schemas.openxmlformats.org/drawingml/2006/main">
+              <a:graphicData uri="http://schemas.openxmlformats.org/drawingml/2006/picture">
+                <pic:pic xmlns:pic="http://schemas.openxmlformats.org/drawingml/2006/picture">
+                  <pic:nvPicPr>
+                    <pic:cNvPr id="0" name="" descr=""/>
+                    <pic:cNvPicPr>
+                      <a:picLocks noChangeAspect="1" noChangeArrowheads="1"/>
+                    </pic:cNvPicPr>
+                  </pic:nvPicPr>
+                  <pic:blipFill>
+                    <a:blip r:embed="rId17" cstate="none"/>
                     <a:srcRect/>
                     <a:stretch>
                       <a:fillRect/>
